--- a/document/linux.docx
+++ b/document/linux.docx
@@ -375,8 +375,7 @@
     <w:p>
       <w:pPr>
         <w:rPr>
-          <w:rFonts w:hint="default"/>
-          <w:lang w:val="en-US" w:eastAsia="zh-CN"/>
+          <w:rFonts w:hint="eastAsia"/>
         </w:rPr>
       </w:pPr>
       <w:r>
@@ -385,6 +384,23 @@
         </w:rPr>
         <w:t>netstat命令列出了关于你的计算机网络通讯的详细信息，网络通讯包括你的计算机通过所有的端口和应用与外界talking的所有方式</w:t>
       </w:r>
+    </w:p>
+    <w:p>
+      <w:pPr>
+        <w:rPr>
+          <w:rFonts w:hint="default" w:eastAsiaTheme="minorEastAsia"/>
+          <w:lang w:val="en-US" w:eastAsia="zh-CN"/>
+        </w:rPr>
+      </w:pPr>
+      <w:r>
+        <w:rPr>
+          <w:rFonts w:hint="eastAsia"/>
+          <w:lang w:val="en-US" w:eastAsia="zh-CN"/>
+        </w:rPr>
+        <w:t>netstat -tan 查看close_wait</w:t>
+      </w:r>
+      <w:bookmarkStart w:id="0" w:name="_GoBack"/>
+      <w:bookmarkEnd w:id="0"/>
     </w:p>
     <w:p>
       <w:pPr>
@@ -585,6 +601,55 @@
     <w:p>
       <w:pPr>
         <w:rPr>
+          <w:rFonts w:hint="eastAsia"/>
+          <w:lang w:val="en-US" w:eastAsia="zh-CN"/>
+        </w:rPr>
+      </w:pPr>
+      <w:r>
+        <w:rPr>
+          <w:rFonts w:hint="eastAsia"/>
+          <w:lang w:val="en-US" w:eastAsia="zh-CN"/>
+        </w:rPr>
+        <w:t>--find</w:t>
+      </w:r>
+    </w:p>
+    <w:p>
+      <w:pPr>
+        <w:rPr>
+          <w:rFonts w:hint="default"/>
+          <w:lang w:val="en-US" w:eastAsia="zh-CN"/>
+        </w:rPr>
+      </w:pPr>
+      <w:r>
+        <w:rPr>
+          <w:rFonts w:hint="eastAsia"/>
+        </w:rPr>
+        <w:t>find / -name nginx.conf</w:t>
+      </w:r>
+      <w:r>
+        <w:rPr>
+          <w:rFonts w:hint="eastAsia"/>
+          <w:lang w:val="en-US" w:eastAsia="zh-CN"/>
+        </w:rPr>
+        <w:t xml:space="preserve"> (注：/代表文件的位置或者是绝对路径或者相对路径,也可替换为.)</w:t>
+      </w:r>
+    </w:p>
+    <w:p>
+      <w:pPr>
+        <w:rPr>
+          <w:rFonts w:hint="eastAsia"/>
+        </w:rPr>
+      </w:pPr>
+      <w:r>
+        <w:rPr>
+          <w:rFonts w:hint="eastAsia"/>
+        </w:rPr>
+        <w:t>find /sfapp/attachment/pzh_fund/ -name "*.png" | xargs tar -rvf pzh.tar; 查找文件并打包</w:t>
+      </w:r>
+    </w:p>
+    <w:p>
+      <w:pPr>
+        <w:rPr>
           <w:rFonts w:hint="default" w:eastAsiaTheme="minorEastAsia"/>
           <w:lang w:val="en-US" w:eastAsia="zh-CN"/>
         </w:rPr>
@@ -594,6 +659,92 @@
           <w:rFonts w:hint="eastAsia"/>
           <w:lang w:val="en-US" w:eastAsia="zh-CN"/>
         </w:rPr>
+        <w:t xml:space="preserve">find /sfadd/mysql/logs -newermt </w:t>
+      </w:r>
+      <w:r>
+        <w:rPr>
+          <w:rFonts w:hint="default"/>
+          <w:lang w:val="en-US" w:eastAsia="zh-CN"/>
+        </w:rPr>
+        <w:t>‘</w:t>
+      </w:r>
+      <w:r>
+        <w:rPr>
+          <w:rFonts w:hint="eastAsia"/>
+          <w:lang w:val="en-US" w:eastAsia="zh-CN"/>
+        </w:rPr>
+        <w:t>startTime</w:t>
+      </w:r>
+      <w:r>
+        <w:rPr>
+          <w:rFonts w:hint="default"/>
+          <w:lang w:val="en-US" w:eastAsia="zh-CN"/>
+        </w:rPr>
+        <w:t>’</w:t>
+      </w:r>
+      <w:r>
+        <w:rPr>
+          <w:rFonts w:hint="eastAsia"/>
+          <w:lang w:val="en-US" w:eastAsia="zh-CN"/>
+        </w:rPr>
+        <w:t xml:space="preserve"> ! -newermt </w:t>
+      </w:r>
+      <w:r>
+        <w:rPr>
+          <w:rFonts w:hint="default"/>
+          <w:lang w:val="en-US" w:eastAsia="zh-CN"/>
+        </w:rPr>
+        <w:t>‘</w:t>
+      </w:r>
+      <w:r>
+        <w:rPr>
+          <w:rFonts w:hint="eastAsia"/>
+          <w:lang w:val="en-US" w:eastAsia="zh-CN"/>
+        </w:rPr>
+        <w:t>endTime</w:t>
+      </w:r>
+      <w:r>
+        <w:rPr>
+          <w:rFonts w:hint="default"/>
+          <w:lang w:val="en-US" w:eastAsia="zh-CN"/>
+        </w:rPr>
+        <w:t>’</w:t>
+      </w:r>
+      <w:r>
+        <w:rPr>
+          <w:rFonts w:hint="eastAsia"/>
+          <w:lang w:val="en-US" w:eastAsia="zh-CN"/>
+        </w:rPr>
+        <w:t>; 查找文件夹下一个区间时间的文件</w:t>
+      </w:r>
+    </w:p>
+    <w:p>
+      <w:pPr>
+        <w:rPr>
+          <w:rFonts w:hint="default"/>
+          <w:lang w:val="en-US" w:eastAsia="zh-CN"/>
+        </w:rPr>
+      </w:pPr>
+    </w:p>
+    <w:p>
+      <w:pPr>
+        <w:rPr>
+          <w:rFonts w:hint="eastAsia"/>
+        </w:rPr>
+      </w:pPr>
+    </w:p>
+    <w:p>
+      <w:pPr>
+        <w:rPr>
+          <w:rFonts w:hint="default" w:eastAsiaTheme="minorEastAsia"/>
+          <w:lang w:val="en-US" w:eastAsia="zh-CN"/>
+        </w:rPr>
+      </w:pPr>
+      <w:r>
+        <w:rPr>
+          <w:rFonts w:hint="eastAsia"/>
+          <w:lang w:val="en-US" w:eastAsia="zh-CN"/>
+        </w:rPr>
         <w:t>-- nginx</w:t>
       </w:r>
     </w:p>
@@ -626,43 +777,9 @@
     <w:p>
       <w:pPr>
         <w:rPr>
-          <w:rFonts w:hint="default"/>
-          <w:lang w:val="en-US" w:eastAsia="zh-CN"/>
-        </w:rPr>
-      </w:pPr>
-      <w:r>
-        <w:rPr>
-          <w:rFonts w:hint="eastAsia"/>
-        </w:rPr>
-        <w:t>find / -name nginx.conf</w:t>
-      </w:r>
-      <w:r>
-        <w:rPr>
-          <w:rFonts w:hint="eastAsia"/>
-          <w:lang w:val="en-US" w:eastAsia="zh-CN"/>
-        </w:rPr>
-        <w:t xml:space="preserve"> (注：/代表文件的位置或者是绝对路径或者相对路径,也可替换为.)</w:t>
-      </w:r>
-    </w:p>
-    <w:p>
-      <w:pPr>
-        <w:rPr>
-          <w:rFonts w:hint="eastAsia"/>
-        </w:rPr>
-      </w:pPr>
-    </w:p>
-    <w:p>
-      <w:pPr>
-        <w:rPr>
-          <w:rFonts w:hint="eastAsia"/>
-        </w:rPr>
-      </w:pPr>
-      <w:r>
-        <w:rPr>
-          <w:rFonts w:hint="eastAsia"/>
-        </w:rPr>
-        <w:t>find /sfapp/attachment/pzh_fund/ -name "*.png" | xargs tar -rvf pzh.tar; 查找文件并打包</w:t>
-      </w:r>
+          <w:rFonts w:hint="eastAsia"/>
+        </w:rPr>
+      </w:pPr>
     </w:p>
     <w:p>
       <w:pPr>
@@ -1289,7 +1406,6 @@
           <w:spacing w:val="0"/>
           <w:sz w:val="16"/>
           <w:szCs w:val="16"/>
-          <w:bdr w:val="none" w:color="auto" w:sz="0" w:space="0"/>
         </w:rPr>
         <w:t>export</w:t>
       </w:r>
@@ -1317,7 +1433,6 @@
           <w:spacing w:val="0"/>
           <w:sz w:val="16"/>
           <w:szCs w:val="16"/>
-          <w:bdr w:val="none" w:color="auto" w:sz="0" w:space="0"/>
         </w:rPr>
         <w:t>=</w:t>
       </w:r>
@@ -1331,7 +1446,6 @@
           <w:spacing w:val="0"/>
           <w:sz w:val="16"/>
           <w:szCs w:val="16"/>
-          <w:bdr w:val="none" w:color="auto" w:sz="0" w:space="0"/>
         </w:rPr>
         <w:t>$PATH</w:t>
       </w:r>
@@ -1423,8 +1537,6 @@
         </w:rPr>
         <w:t xml:space="preserve"> //刷新</w:t>
       </w:r>
-      <w:bookmarkStart w:id="0" w:name="_GoBack"/>
-      <w:bookmarkEnd w:id="0"/>
     </w:p>
     <w:p>
       <w:pPr>
@@ -1670,7 +1782,33 @@
         <w:rPr>
           <w:rFonts w:hint="eastAsia"/>
         </w:rPr>
-        <w:t>3、mysqlbinlog --no-defaults --database=raceEnroll  binlogs.000078 |grep update |more //查看binlog的内容</w:t>
+        <w:t>3、mysqlbinlog</w:t>
+      </w:r>
+      <w:r>
+        <w:rPr>
+          <w:rFonts w:hint="eastAsia"/>
+          <w:lang w:val="en-US" w:eastAsia="zh-CN"/>
+        </w:rPr>
+        <w:t xml:space="preserve"> -v</w:t>
+      </w:r>
+      <w:r>
+        <w:rPr>
+          <w:rFonts w:hint="eastAsia"/>
+        </w:rPr>
+        <w:t xml:space="preserve"> --no-defaults --database=</w:t>
+      </w:r>
+      <w:r>
+        <w:rPr>
+          <w:rFonts w:hint="eastAsia"/>
+          <w:lang w:val="en-US" w:eastAsia="zh-CN"/>
+        </w:rPr>
+        <w:t xml:space="preserve">dbname </w:t>
+      </w:r>
+      <w:r>
+        <w:rPr>
+          <w:rFonts w:hint="eastAsia"/>
+        </w:rPr>
+        <w:t>binlogs.000078 |grep update |more //查看binlog的内容</w:t>
       </w:r>
     </w:p>
     <w:p>

--- a/document/linux.docx
+++ b/document/linux.docx
@@ -585,6 +585,55 @@
     <w:p>
       <w:pPr>
         <w:rPr>
+          <w:rFonts w:hint="eastAsia"/>
+          <w:lang w:val="en-US" w:eastAsia="zh-CN"/>
+        </w:rPr>
+      </w:pPr>
+      <w:r>
+        <w:rPr>
+          <w:rFonts w:hint="eastAsia"/>
+          <w:lang w:val="en-US" w:eastAsia="zh-CN"/>
+        </w:rPr>
+        <w:t>--find</w:t>
+      </w:r>
+    </w:p>
+    <w:p>
+      <w:pPr>
+        <w:rPr>
+          <w:rFonts w:hint="default"/>
+          <w:lang w:val="en-US" w:eastAsia="zh-CN"/>
+        </w:rPr>
+      </w:pPr>
+      <w:r>
+        <w:rPr>
+          <w:rFonts w:hint="eastAsia"/>
+        </w:rPr>
+        <w:t>find / -name nginx.conf</w:t>
+      </w:r>
+      <w:r>
+        <w:rPr>
+          <w:rFonts w:hint="eastAsia"/>
+          <w:lang w:val="en-US" w:eastAsia="zh-CN"/>
+        </w:rPr>
+        <w:t xml:space="preserve"> (注：/代表文件的位置或者是绝对路径或者相对路径,也可替换为.)</w:t>
+      </w:r>
+    </w:p>
+    <w:p>
+      <w:pPr>
+        <w:rPr>
+          <w:rFonts w:hint="eastAsia"/>
+        </w:rPr>
+      </w:pPr>
+      <w:r>
+        <w:rPr>
+          <w:rFonts w:hint="eastAsia"/>
+        </w:rPr>
+        <w:t>find /sfapp/attachment/pzh_fund/ -name "*.png" | xargs tar -rvf pzh.tar; 查找文件并打包</w:t>
+      </w:r>
+    </w:p>
+    <w:p>
+      <w:pPr>
+        <w:rPr>
           <w:rFonts w:hint="default" w:eastAsiaTheme="minorEastAsia"/>
           <w:lang w:val="en-US" w:eastAsia="zh-CN"/>
         </w:rPr>
@@ -594,6 +643,94 @@
           <w:rFonts w:hint="eastAsia"/>
           <w:lang w:val="en-US" w:eastAsia="zh-CN"/>
         </w:rPr>
+        <w:t xml:space="preserve">find /sfadd/mysql/logs -newermt </w:t>
+      </w:r>
+      <w:r>
+        <w:rPr>
+          <w:rFonts w:hint="default"/>
+          <w:lang w:val="en-US" w:eastAsia="zh-CN"/>
+        </w:rPr>
+        <w:t>‘</w:t>
+      </w:r>
+      <w:r>
+        <w:rPr>
+          <w:rFonts w:hint="eastAsia"/>
+          <w:lang w:val="en-US" w:eastAsia="zh-CN"/>
+        </w:rPr>
+        <w:t>startTime</w:t>
+      </w:r>
+      <w:r>
+        <w:rPr>
+          <w:rFonts w:hint="default"/>
+          <w:lang w:val="en-US" w:eastAsia="zh-CN"/>
+        </w:rPr>
+        <w:t>’</w:t>
+      </w:r>
+      <w:r>
+        <w:rPr>
+          <w:rFonts w:hint="eastAsia"/>
+          <w:lang w:val="en-US" w:eastAsia="zh-CN"/>
+        </w:rPr>
+        <w:t xml:space="preserve"> ! -newermt </w:t>
+      </w:r>
+      <w:r>
+        <w:rPr>
+          <w:rFonts w:hint="default"/>
+          <w:lang w:val="en-US" w:eastAsia="zh-CN"/>
+        </w:rPr>
+        <w:t>‘</w:t>
+      </w:r>
+      <w:r>
+        <w:rPr>
+          <w:rFonts w:hint="eastAsia"/>
+          <w:lang w:val="en-US" w:eastAsia="zh-CN"/>
+        </w:rPr>
+        <w:t>endTime</w:t>
+      </w:r>
+      <w:r>
+        <w:rPr>
+          <w:rFonts w:hint="default"/>
+          <w:lang w:val="en-US" w:eastAsia="zh-CN"/>
+        </w:rPr>
+        <w:t>’</w:t>
+      </w:r>
+      <w:r>
+        <w:rPr>
+          <w:rFonts w:hint="eastAsia"/>
+          <w:lang w:val="en-US" w:eastAsia="zh-CN"/>
+        </w:rPr>
+        <w:t>; 查找文件夹下一个区间时间的文件</w:t>
+      </w:r>
+    </w:p>
+    <w:p>
+      <w:pPr>
+        <w:rPr>
+          <w:rFonts w:hint="default"/>
+          <w:lang w:val="en-US" w:eastAsia="zh-CN"/>
+        </w:rPr>
+      </w:pPr>
+      <w:bookmarkStart w:id="0" w:name="_GoBack"/>
+      <w:bookmarkEnd w:id="0"/>
+    </w:p>
+    <w:p>
+      <w:pPr>
+        <w:rPr>
+          <w:rFonts w:hint="eastAsia"/>
+        </w:rPr>
+      </w:pPr>
+    </w:p>
+    <w:p>
+      <w:pPr>
+        <w:rPr>
+          <w:rFonts w:hint="default" w:eastAsiaTheme="minorEastAsia"/>
+          <w:lang w:val="en-US" w:eastAsia="zh-CN"/>
+        </w:rPr>
+      </w:pPr>
+      <w:r>
+        <w:rPr>
+          <w:rFonts w:hint="eastAsia"/>
+          <w:lang w:val="en-US" w:eastAsia="zh-CN"/>
+        </w:rPr>
         <w:t>-- nginx</w:t>
       </w:r>
     </w:p>
@@ -626,43 +763,9 @@
     <w:p>
       <w:pPr>
         <w:rPr>
-          <w:rFonts w:hint="default"/>
-          <w:lang w:val="en-US" w:eastAsia="zh-CN"/>
-        </w:rPr>
-      </w:pPr>
-      <w:r>
-        <w:rPr>
-          <w:rFonts w:hint="eastAsia"/>
-        </w:rPr>
-        <w:t>find / -name nginx.conf</w:t>
-      </w:r>
-      <w:r>
-        <w:rPr>
-          <w:rFonts w:hint="eastAsia"/>
-          <w:lang w:val="en-US" w:eastAsia="zh-CN"/>
-        </w:rPr>
-        <w:t xml:space="preserve"> (注：/代表文件的位置或者是绝对路径或者相对路径,也可替换为.)</w:t>
-      </w:r>
-    </w:p>
-    <w:p>
-      <w:pPr>
-        <w:rPr>
-          <w:rFonts w:hint="eastAsia"/>
-        </w:rPr>
-      </w:pPr>
-    </w:p>
-    <w:p>
-      <w:pPr>
-        <w:rPr>
-          <w:rFonts w:hint="eastAsia"/>
-        </w:rPr>
-      </w:pPr>
-      <w:r>
-        <w:rPr>
-          <w:rFonts w:hint="eastAsia"/>
-        </w:rPr>
-        <w:t>find /sfapp/attachment/pzh_fund/ -name "*.png" | xargs tar -rvf pzh.tar; 查找文件并打包</w:t>
-      </w:r>
+          <w:rFonts w:hint="eastAsia"/>
+        </w:rPr>
+      </w:pPr>
     </w:p>
     <w:p>
       <w:pPr>
@@ -1289,7 +1392,6 @@
           <w:spacing w:val="0"/>
           <w:sz w:val="16"/>
           <w:szCs w:val="16"/>
-          <w:bdr w:val="none" w:color="auto" w:sz="0" w:space="0"/>
         </w:rPr>
         <w:t>export</w:t>
       </w:r>
@@ -1317,7 +1419,6 @@
           <w:spacing w:val="0"/>
           <w:sz w:val="16"/>
           <w:szCs w:val="16"/>
-          <w:bdr w:val="none" w:color="auto" w:sz="0" w:space="0"/>
         </w:rPr>
         <w:t>=</w:t>
       </w:r>
@@ -1331,7 +1432,6 @@
           <w:spacing w:val="0"/>
           <w:sz w:val="16"/>
           <w:szCs w:val="16"/>
-          <w:bdr w:val="none" w:color="auto" w:sz="0" w:space="0"/>
         </w:rPr>
         <w:t>$PATH</w:t>
       </w:r>
@@ -1423,8 +1523,6 @@
         </w:rPr>
         <w:t xml:space="preserve"> //刷新</w:t>
       </w:r>
-      <w:bookmarkStart w:id="0" w:name="_GoBack"/>
-      <w:bookmarkEnd w:id="0"/>
     </w:p>
     <w:p>
       <w:pPr>
@@ -1670,7 +1768,33 @@
         <w:rPr>
           <w:rFonts w:hint="eastAsia"/>
         </w:rPr>
-        <w:t>3、mysqlbinlog --no-defaults --database=raceEnroll  binlogs.000078 |grep update |more //查看binlog的内容</w:t>
+        <w:t>3、mysqlbinlog</w:t>
+      </w:r>
+      <w:r>
+        <w:rPr>
+          <w:rFonts w:hint="eastAsia"/>
+          <w:lang w:val="en-US" w:eastAsia="zh-CN"/>
+        </w:rPr>
+        <w:t xml:space="preserve"> -v</w:t>
+      </w:r>
+      <w:r>
+        <w:rPr>
+          <w:rFonts w:hint="eastAsia"/>
+        </w:rPr>
+        <w:t xml:space="preserve"> --no-defaults --database=</w:t>
+      </w:r>
+      <w:r>
+        <w:rPr>
+          <w:rFonts w:hint="eastAsia"/>
+          <w:lang w:val="en-US" w:eastAsia="zh-CN"/>
+        </w:rPr>
+        <w:t xml:space="preserve">dbname </w:t>
+      </w:r>
+      <w:r>
+        <w:rPr>
+          <w:rFonts w:hint="eastAsia"/>
+        </w:rPr>
+        <w:t>binlogs.000078 |grep update |more //查看binlog的内容</w:t>
       </w:r>
     </w:p>
     <w:p>
